--- a/docs/manuals/docx/05_인사관리_매뉴얼.docx
+++ b/docs/manuals/docx/05_인사관리_매뉴얼.docx
@@ -12118,7 +12118,32 @@
           <w:szCs w:val="20"/>
           <w:shd w:fill="F2F2F2" w:color="auto" w:val="clear"/>
         </w:rPr>
-        <w:t xml:space="preserve">인사관리 → 직원 목록</w:t>
+        <w:t xml:space="preserve">인사 관리 → 직원 관리</w:t>
+      </w:r>
+      <w:r>
+        <w:rPr>
+          <w:rFonts w:ascii="Malgun Gothic" w:cs="Malgun Gothic" w:eastAsia="Malgun Gothic" w:hAnsi="Malgun Gothic"/>
+          <w:sz w:val="22"/>
+          <w:szCs w:val="22"/>
+        </w:rPr>
+        <w:t xml:space="preserve"> (</w:t>
+      </w:r>
+      <w:r>
+        <w:rPr>
+          <w:rFonts w:ascii="Consolas" w:cs="Consolas" w:eastAsia="Consolas" w:hAnsi="Consolas"/>
+          <w:sz w:val="20"/>
+          <w:szCs w:val="20"/>
+          <w:shd w:fill="F2F2F2" w:color="auto" w:val="clear"/>
+        </w:rPr>
+        <w:t xml:space="preserve">/employees</w:t>
+      </w:r>
+      <w:r>
+        <w:rPr>
+          <w:rFonts w:ascii="Malgun Gothic" w:cs="Malgun Gothic" w:eastAsia="Malgun Gothic" w:hAnsi="Malgun Gothic"/>
+          <w:sz w:val="22"/>
+          <w:szCs w:val="22"/>
+        </w:rPr>
+        <w:t xml:space="preserve">)</w:t>
       </w:r>
     </w:p>
     <w:p>
@@ -12264,7 +12289,32 @@
           <w:szCs w:val="20"/>
           <w:shd w:fill="F2F2F2" w:color="auto" w:val="clear"/>
         </w:rPr>
-        <w:t xml:space="preserve">인사관리 → 직원 목록 → [직원 클릭]</w:t>
+        <w:t xml:space="preserve">인사 관리 → 직원 관리 → [직원 클릭]</w:t>
+      </w:r>
+      <w:r>
+        <w:rPr>
+          <w:rFonts w:ascii="Malgun Gothic" w:cs="Malgun Gothic" w:eastAsia="Malgun Gothic" w:hAnsi="Malgun Gothic"/>
+          <w:sz w:val="22"/>
+          <w:szCs w:val="22"/>
+        </w:rPr>
+        <w:t xml:space="preserve"> (</w:t>
+      </w:r>
+      <w:r>
+        <w:rPr>
+          <w:rFonts w:ascii="Consolas" w:cs="Consolas" w:eastAsia="Consolas" w:hAnsi="Consolas"/>
+          <w:sz w:val="20"/>
+          <w:szCs w:val="20"/>
+          <w:shd w:fill="F2F2F2" w:color="auto" w:val="clear"/>
+        </w:rPr>
+        <w:t xml:space="preserve">/employees/[id]</w:t>
+      </w:r>
+      <w:r>
+        <w:rPr>
+          <w:rFonts w:ascii="Malgun Gothic" w:cs="Malgun Gothic" w:eastAsia="Malgun Gothic" w:hAnsi="Malgun Gothic"/>
+          <w:sz w:val="22"/>
+          <w:szCs w:val="22"/>
+        </w:rPr>
+        <w:t xml:space="preserve">)</w:t>
       </w:r>
     </w:p>
     <w:p>
@@ -12544,7 +12594,32 @@
           <w:szCs w:val="20"/>
           <w:shd w:fill="F2F2F2" w:color="auto" w:val="clear"/>
         </w:rPr>
-        <w:t xml:space="preserve">조직도</w:t>
+        <w:t xml:space="preserve">인사 관리 → 조직 관리</w:t>
+      </w:r>
+      <w:r>
+        <w:rPr>
+          <w:rFonts w:ascii="Malgun Gothic" w:cs="Malgun Gothic" w:eastAsia="Malgun Gothic" w:hAnsi="Malgun Gothic"/>
+          <w:sz w:val="22"/>
+          <w:szCs w:val="22"/>
+        </w:rPr>
+        <w:t xml:space="preserve"> (</w:t>
+      </w:r>
+      <w:r>
+        <w:rPr>
+          <w:rFonts w:ascii="Consolas" w:cs="Consolas" w:eastAsia="Consolas" w:hAnsi="Consolas"/>
+          <w:sz w:val="20"/>
+          <w:szCs w:val="20"/>
+          <w:shd w:fill="F2F2F2" w:color="auto" w:val="clear"/>
+        </w:rPr>
+        <w:t xml:space="preserve">/org</w:t>
+      </w:r>
+      <w:r>
+        <w:rPr>
+          <w:rFonts w:ascii="Malgun Gothic" w:cs="Malgun Gothic" w:eastAsia="Malgun Gothic" w:hAnsi="Malgun Gothic"/>
+          <w:sz w:val="22"/>
+          <w:szCs w:val="22"/>
+        </w:rPr>
+        <w:t xml:space="preserve">)</w:t>
       </w:r>
     </w:p>
     <w:p>
@@ -12650,7 +12725,32 @@
           <w:szCs w:val="20"/>
           <w:shd w:fill="F2F2F2" w:color="auto" w:val="clear"/>
         </w:rPr>
-        <w:t xml:space="preserve">조직도 → 대량 인사이동</w:t>
+        <w:t xml:space="preserve">인사 관리 → 직원 관리 → [일괄 발령] 버튼</w:t>
+      </w:r>
+      <w:r>
+        <w:rPr>
+          <w:rFonts w:ascii="Malgun Gothic" w:cs="Malgun Gothic" w:eastAsia="Malgun Gothic" w:hAnsi="Malgun Gothic"/>
+          <w:sz w:val="22"/>
+          <w:szCs w:val="22"/>
+        </w:rPr>
+        <w:t xml:space="preserve"> (</w:t>
+      </w:r>
+      <w:r>
+        <w:rPr>
+          <w:rFonts w:ascii="Consolas" w:cs="Consolas" w:eastAsia="Consolas" w:hAnsi="Consolas"/>
+          <w:sz w:val="20"/>
+          <w:szCs w:val="20"/>
+          <w:shd w:fill="F2F2F2" w:color="auto" w:val="clear"/>
+        </w:rPr>
+        <w:t xml:space="preserve">/hr/bulk-movements</w:t>
+      </w:r>
+      <w:r>
+        <w:rPr>
+          <w:rFonts w:ascii="Malgun Gothic" w:cs="Malgun Gothic" w:eastAsia="Malgun Gothic" w:hAnsi="Malgun Gothic"/>
+          <w:sz w:val="22"/>
+          <w:szCs w:val="22"/>
+        </w:rPr>
+        <w:t xml:space="preserve"> — CSV 업로드 마법사, 단건 발령도 이 경로 사용)</w:t>
       </w:r>
     </w:p>
     <w:p>
@@ -12826,15 +12926,15 @@
           <w:szCs w:val="20"/>
           <w:shd w:fill="F2F2F2" w:color="auto" w:val="clear"/>
         </w:rPr>
-        <w:t xml:space="preserve">설정 → 조직</w:t>
-      </w:r>
-      <w:r>
-        <w:rPr>
-          <w:rFonts w:ascii="Malgun Gothic" w:cs="Malgun Gothic" w:eastAsia="Malgun Gothic" w:hAnsi="Malgun Gothic"/>
-          <w:sz w:val="22"/>
-          <w:szCs w:val="22"/>
-        </w:rPr>
-        <w:t xml:space="preserve"> 또는 </w:t>
+        <w:t xml:space="preserve">설정 → 조직 탭</w:t>
+      </w:r>
+      <w:r>
+        <w:rPr>
+          <w:rFonts w:ascii="Malgun Gothic" w:cs="Malgun Gothic" w:eastAsia="Malgun Gothic" w:hAnsi="Malgun Gothic"/>
+          <w:sz w:val="22"/>
+          <w:szCs w:val="22"/>
+        </w:rPr>
+        <w:t xml:space="preserve"> (</w:t>
       </w:r>
       <w:r>
         <w:rPr>
@@ -12843,7 +12943,15 @@
           <w:szCs w:val="20"/>
           <w:shd w:fill="F2F2F2" w:color="auto" w:val="clear"/>
         </w:rPr>
-        <w:t xml:space="preserve">설정 → 직급/호칭</w:t>
+        <w:t xml:space="preserve">/settings/organization</w:t>
+      </w:r>
+      <w:r>
+        <w:rPr>
+          <w:rFonts w:ascii="Malgun Gothic" w:cs="Malgun Gothic" w:eastAsia="Malgun Gothic" w:hAnsi="Malgun Gothic"/>
+          <w:sz w:val="22"/>
+          <w:szCs w:val="22"/>
+        </w:rPr>
+        <w:t xml:space="preserve">)</w:t>
       </w:r>
     </w:p>
     <w:p>
